--- a/Case-2/Editable/Кейс_2_Симагина.docx
+++ b/Case-2/Editable/Кейс_2_Симагина.docx
@@ -11518,7 +11518,7 @@
               <w:t xml:space="preserve"> Для решения задачи предполагается применение разного своего функционала - </w:t>
             </w:r>
             <w:r>
-              <w:t>здесь есть хороший баланс между бизнес-задачей</w:t>
+              <w:t>здесь есть баланс между бизнес-задачей</w:t>
             </w:r>
             <w:r>
               <w:t xml:space="preserve"> (работа с заказчиком и пользователями)</w:t>
@@ -12971,6 +12971,7 @@
   <w:style w:type="character" w:default="1" w:styleId="a0">
     <w:name w:val="Default Paragraph Font"/>
     <w:uiPriority w:val="1"/>
+    <w:semiHidden/>
     <w:unhideWhenUsed/>
   </w:style>
   <w:style w:type="table" w:default="1" w:styleId="a1">
